--- a/Теорія прийняття рішень/Лабораторні роботи/Лабораторна робота №1/Звіт_ЛР1_Левченко.docx
+++ b/Теорія прийняття рішень/Лабораторні роботи/Лабораторна робота №1/Звіт_ЛР1_Левченко.docx
@@ -5559,7 +5559,7 @@
           <w:color w:val="000000"/>
           <w:sz w:val="28"/>
         </w:rPr>
-        <w:t>Вихідний код, результати, скриншоти, методичні матеріали та електронна версія звіту розміщені в репозиторії GitHub: https://github.com/dirana21/5_Semestr</w:t>
+        <w:t>Вихідний код, результати, скриншоти та електронна версія звіту розміщені в репозиторії GitHub: https://github.com/dirana21/5_Semestr</w:t>
       </w:r>
     </w:p>
     <w:sectPr>
